--- a/downloads/documents/05 Materials/Unit 05/Slides/Slides 05.10 - Meet the Machine Parts Safety Threading and Paper Drills.docx
+++ b/downloads/documents/05 Materials/Unit 05/Slides/Slides 05.10 - Meet the Machine Parts Safety Threading and Paper Drills.docx
@@ -831,7 +831,7 @@
         <w:pStyle w:val="Compact"/>
       </w:pPr>
       <w:r>
-        <w:t xml:space="preserve">Two initials is a license: from then on you sit at a machine you threaded</w:t>
+        <w:t xml:space="preserve">Two initials make a license: from then on you sit at a machine you threaded</w:t>
       </w:r>
       <w:r>
         <w:t xml:space="preserve"> </w:t>
@@ -1179,7 +1179,7 @@
         <w:pStyle w:val="Compact"/>
       </w:pPr>
       <w:r>
-        <w:t xml:space="preserve">Cannot keep hands to the sides? You drive with the hand wheel until you can. Technique, not penalty.</w:t>
+        <w:t xml:space="preserve">Cannot keep hands to the sides? You drive with the hand wheel until you can. That is a technique, not a penalty.</w:t>
       </w:r>
       <w:r>
         <w:t xml:space="preserve"> </w:t>
@@ -1249,7 +1249,7 @@
         <w:t xml:space="preserve"> </w:t>
       </w:r>
       <w:r>
-        <w:t xml:space="preserve">Image: two drill squares side by side, one section circled on each.</w:t>
+        <w:t xml:space="preserve">Image: two drill squares side by side, two sections circled on each.</w:t>
       </w:r>
     </w:p>
     <w:sectPr>
